--- a/src/content/bios/Rey-F 2025.docx
+++ b/src/content/bios/Rey-F 2025.docx
@@ -1,6 +1,6 @@
 
 <file path=word/document.xml><?xml version="1.0" encoding="utf-8"?>
-<w:document xmlns:wpc="http://schemas.microsoft.com/office/word/2010/wordprocessingCanvas" xmlns:cx="http://schemas.microsoft.com/office/drawing/2014/chartex" xmlns:cx1="http://schemas.microsoft.com/office/drawing/2015/9/8/chartex" xmlns:cx2="http://schemas.microsoft.com/office/drawing/2015/10/21/chartex" xmlns:cx3="http://schemas.microsoft.com/office/drawing/2016/5/9/chartex" xmlns:cx4="http://schemas.microsoft.com/office/drawing/2016/5/10/chartex" xmlns:cx5="http://schemas.microsoft.com/office/drawing/2016/5/11/chartex" xmlns:cx6="http://schemas.microsoft.com/office/drawing/2016/5/12/chartex" xmlns:cx7="http://schemas.microsoft.com/office/drawing/2016/5/13/chartex" xmlns:cx8="http://schemas.microsoft.com/office/drawing/2016/5/14/chartex" xmlns:mc="http://schemas.openxmlformats.org/markup-compatibility/2006" xmlns:aink="http://schemas.microsoft.com/office/drawing/2016/ink" xmlns:am3d="http://schemas.microsoft.com/office/drawing/2017/model3d" xmlns:o="urn:schemas-microsoft-com:office:office" xmlns:oel="http://schemas.microsoft.com/office/2019/extlst" xmlns:r="http://schemas.openxmlformats.org/officeDocument/2006/relationships" xmlns:m="http://schemas.openxmlformats.org/officeDocument/2006/math" xmlns:v="urn:schemas-microsoft-com:vml" xmlns:wp14="http://schemas.microsoft.com/office/word/2010/wordprocessingDrawing" xmlns:wp="http://schemas.openxmlformats.org/drawingml/2006/wordprocessingDrawing" xmlns:w10="urn:schemas-microsoft-com:office:word" xmlns:w="http://schemas.openxmlformats.org/wordprocessingml/2006/main" xmlns:w14="http://schemas.microsoft.com/office/word/2010/wordml" xmlns:w15="http://schemas.microsoft.com/office/word/2012/wordml" xmlns:w16cex="http://schemas.microsoft.com/office/word/2018/wordml/cex" xmlns:w16cid="http://schemas.microsoft.com/office/word/2016/wordml/cid" xmlns:w16="http://schemas.microsoft.com/office/word/2018/wordml" xmlns:w16du="http://schemas.microsoft.com/office/word/2023/wordml/word16du" xmlns:w16sdtdh="http://schemas.microsoft.com/office/word/2020/wordml/sdtdatahash" xmlns:w16sdtfl="http://schemas.microsoft.com/office/word/2024/wordml/sdtformatlock" xmlns:w16se="http://schemas.microsoft.com/office/word/2015/wordml/symex" xmlns:wpg="http://schemas.microsoft.com/office/word/2010/wordprocessingGroup" xmlns:wpi="http://schemas.microsoft.com/office/word/2010/wordprocessingInk" xmlns:wne="http://schemas.microsoft.com/office/word/2006/wordml" xmlns:wps="http://schemas.microsoft.com/office/word/2010/wordprocessingShape" mc:Ignorable="w14 w15 w16se w16cid w16 w16cex w16sdtdh w16sdtfl w16du wp14">
+<w:document xmlns:wpc="http://schemas.microsoft.com/office/word/2010/wordprocessingCanvas" xmlns:cx="http://schemas.microsoft.com/office/drawing/2014/chartex" xmlns:cx1="http://schemas.microsoft.com/office/drawing/2015/9/8/chartex" xmlns:cx2="http://schemas.microsoft.com/office/drawing/2015/10/21/chartex" xmlns:cx3="http://schemas.microsoft.com/office/drawing/2016/5/9/chartex" xmlns:cx4="http://schemas.microsoft.com/office/drawing/2016/5/10/chartex" xmlns:cx5="http://schemas.microsoft.com/office/drawing/2016/5/11/chartex" xmlns:cx6="http://schemas.microsoft.com/office/drawing/2016/5/12/chartex" xmlns:cx7="http://schemas.microsoft.com/office/drawing/2016/5/13/chartex" xmlns:cx8="http://schemas.microsoft.com/office/drawing/2016/5/14/chartex" xmlns:mc="http://schemas.openxmlformats.org/markup-compatibility/2006" xmlns:m="http://schemas.openxmlformats.org/officeDocument/2006/math" xmlns:aink="http://schemas.microsoft.com/office/drawing/2016/ink" xmlns:am3d="http://schemas.microsoft.com/office/drawing/2017/model3d" xmlns:oel="http://schemas.microsoft.com/office/2019/extlst" xmlns:r="http://schemas.openxmlformats.org/officeDocument/2006/relationships" xmlns:wp14="http://schemas.microsoft.com/office/word/2010/wordprocessingDrawing" xmlns:wp="http://schemas.openxmlformats.org/drawingml/2006/wordprocessingDrawing" xmlns:wpg="http://schemas.microsoft.com/office/word/2010/wordprocessingGroup" xmlns:wpi="http://schemas.microsoft.com/office/word/2010/wordprocessingInk" xmlns:wps="http://schemas.microsoft.com/office/word/2010/wordprocessingShape" xmlns:o="urn:schemas-microsoft-com:office:office" xmlns:v="urn:schemas-microsoft-com:vml" xmlns:w10="urn:schemas-microsoft-com:office:word" xmlns:w="http://schemas.openxmlformats.org/wordprocessingml/2006/main" xmlns:w14="http://schemas.microsoft.com/office/word/2010/wordml" xmlns:w15="http://schemas.microsoft.com/office/word/2012/wordml" xmlns:w16cex="http://schemas.microsoft.com/office/word/2018/wordml/cex" xmlns:w16cid="http://schemas.microsoft.com/office/word/2016/wordml/cid" xmlns:w16="http://schemas.microsoft.com/office/word/2018/wordml" xmlns:w16sdtdh="http://schemas.microsoft.com/office/word/2020/wordml/sdtdatahash" xmlns:w16sdtfl="http://schemas.microsoft.com/office/word/2024/wordml/sdtformatlock" xmlns:w16se="http://schemas.microsoft.com/office/word/2015/wordml/symex" xmlns:w16du="http://schemas.microsoft.com/office/word/2023/wordml/word16du" xmlns:wne="http://schemas.microsoft.com/office/word/2006/wordml" mc:Ignorable="w14 w15 w16se w16cid w16 w16cex w16sdtdh w16sdtfl w16du wp14">
   <w:body>
     <w:p>
       <w:pPr>
@@ -17,7 +17,7 @@
         </w:rPr>
       </w:pPr>
       <w:r>
-        <w:t xml:space="preserve">REY, Francis Paul Marie Joseph François Xavier, French international lawyer and Secretary of the European Commission of the Danube (ECD) 1911-1913 and Secretary-General of the ECD 1913-1935, was born 9 January 1870 in Paris, France and died 17 March 1952 in Paris. He was the son of Georges Rey, merchant, and Marie Elisa Paris. He married Marthe [Rey], with whom he had two daughters.</w:t>
+        <w:t>REY, Francis Paul Marie Joseph François Xavier, French international lawyer and Secretary of the European Commission of the Danube (ECD) 1911-1913 and Secretary-General of the ECD 1913-1935, was born 9 January 1870 in Paris, France and died 17 March 1952 in Paris. He was the son of Georges Rey, merchant, and Marie Elisa Paris. He married Marthe [Rey], with whom he had two daughters.</w:t>
       </w:r>
     </w:p>
     <w:p>
@@ -456,27 +456,7 @@
           <w:szCs w:val="24"/>
           <w:lang w:val="en-GB"/>
         </w:rPr>
-        <w:t xml:space="preserve">. In 1903 he published a brochure on the juridical status of Jews in Romania, a subject of contemporary relevance due to the prevalent discrimination against the Jewish population which resulted in significant emigration to the western world. This experience was significant in his future career as it provided him with a first-hand understanding of the political realities in Eastern Europe. The Russo-Japanese War of 1904-1905 and the growing European interest in the Far East prompted him to publish articles on Korea’s position in international law, the legal status of foreigners in Korea and the intricacies of extraterritorial rights and international jurisdiction in East Asia. In 1907 Rey published a book on the broader implications of the Russo-Japanese War from the perspective of international law, followed by his 1911 translation of Giulio </w:t>
-      </w:r>
-      <w:proofErr w:type="spellStart"/>
-      <w:r>
-        <w:rPr>
-          <w:rFonts w:ascii="Times New Roman" w:hAnsi="Times New Roman" w:cs="Times New Roman"/>
-          <w:sz w:val="24"/>
-          <w:szCs w:val="24"/>
-          <w:lang w:val="en-GB"/>
-        </w:rPr>
-        <w:t>Buzatti’s</w:t>
-      </w:r>
-      <w:proofErr w:type="spellEnd"/>
-      <w:r>
-        <w:rPr>
-          <w:rFonts w:ascii="Times New Roman" w:hAnsi="Times New Roman" w:cs="Times New Roman"/>
-          <w:sz w:val="24"/>
-          <w:szCs w:val="24"/>
-          <w:lang w:val="en-GB"/>
-        </w:rPr>
-        <w:t xml:space="preserve"> book on private international law according to the Conventions of The Hague</w:t>
+        <w:t>. In 1903 he published a brochure on the juridical status of Jews in Romania, a subject of contemporary relevance due to the prevalent discrimination against the Jewish population which resulted in significant emigration to the western world. This experience was significant in his future career as it provided him with a first-hand understanding of the political realities in Eastern Europe. The Russo-Japanese War of 1904-1905 and the growing European interest in the Far East prompted him to publish articles on Korea’s position in international law, the legal status of foreigners in Korea and the intricacies of extraterritorial rights and international jurisdiction in East Asia. In 1907 Rey published a book on the broader implications of the Russo-Japanese War from the perspective of international law, followed by his 1911 translation of Giulio Buzatti’s book on private international law according to the Conventions of The Hague</w:t>
       </w:r>
       <w:r>
         <w:rPr>
@@ -566,7 +546,7 @@
           <w:szCs w:val="24"/>
           <w:lang w:val="en-GB"/>
         </w:rPr>
-        <w:t xml:space="preserve"> from his post as Secretary-General of the European Commission of the Danube (ECD), André Soulange-Bodin of the French Ministry </w:t>
+        <w:t xml:space="preserve"> from his post as Secretary-General of the European Commission of the Danube (ECD), André Soulange-Bodin of the French Ministry of Foreign Affairs recommended Rey as a suitable replacement in 1911. Rey’s nomination </w:t>
       </w:r>
       <w:r>
         <w:rPr>
@@ -576,7 +556,7 @@
           <w:lang w:val="en-GB"/>
         </w:rPr>
         <w:lastRenderedPageBreak/>
-        <w:t xml:space="preserve">of Foreign Affairs recommended Rey as a suitable replacement in 1911. Rey’s nomination fitted a well-established pattern, as it was customary to employ native Frenchmen with a legal background to serve as ECD Secretaries. In addition to his international law teaching and research activities, Rey had also served as Secretary to the International Air Navigation Conference in Paris (18 May-29 June 1910). He was probably personally acquainted with his predecessor, who was also a law graduate with an interest in international relations and the so-called Eastern Question. Both were also students of Louis Renault, the French legal scholar and co-winner of the 1907 Nobel Peace Prize for ‘his decisive influence upon the conduct and outcome of both the Hague and the Geneva Conferences’. The suggestion for the position in </w:t>
+        <w:t xml:space="preserve">fitted a well-established pattern, as it was customary to employ native Frenchmen with a legal background to serve as ECD Secretaries. In addition to his international law teaching and research activities, Rey had also served as Secretary to the International Air Navigation Conference in Paris (18 May-29 June 1910). He was probably personally acquainted with his predecessor, who was also a law graduate with an interest in international relations and the so-called Eastern Question. Both were also students of Louis Renault, the French legal scholar and co-winner of the 1907 Nobel Peace Prize for ‘his decisive influence upon the conduct and outcome of both the Hague and the Geneva Conferences’. The suggestion for the position in </w:t>
       </w:r>
       <w:proofErr w:type="spellStart"/>
       <w:r>
@@ -892,7 +872,7 @@
           <w:szCs w:val="24"/>
           <w:lang w:val="en-GB"/>
         </w:rPr>
-        <w:t xml:space="preserve"> was given the title of Secretary-General, along with an increase in salary. During Rey’s tenure, the duties of the Secretary, who had to reside at the headquarters, were more clearly formalized. </w:t>
+        <w:t xml:space="preserve"> was given the title of Secretary-General, along with an increase in salary. During Rey’s tenure, the duties of the Secretary, who had to reside at the headquarters, were more clearly formalized. He drafted, printed and distributed the official minutes, under the direction of the President of </w:t>
       </w:r>
       <w:r>
         <w:rPr>
@@ -902,7 +882,7 @@
           <w:lang w:val="en-GB"/>
         </w:rPr>
         <w:lastRenderedPageBreak/>
-        <w:t xml:space="preserve">He drafted, printed and distributed the official minutes, under the direction of the President of the Commission (the diplomats rotated in this function at each plenary session), as well as the bimonthly bulletin. He attended the meetings during the plenary sessions and those of the Executive Committee, ensuring the implementation of the decisions taken. He oversaw the correspondence according to the instructions received from the ECD, the Executive Committee or the Delegates in office. He received, opened and recorded all official correspondence addressed to the ECD and distributed it among the Delegates present in </w:t>
+        <w:t xml:space="preserve">the Commission (the diplomats rotated in this function at each plenary session), as well as the bimonthly bulletin. He attended the meetings during the plenary sessions and those of the Executive Committee, ensuring the implementation of the decisions taken. He oversaw the correspondence according to the instructions received from the ECD, the Executive Committee or the Delegates in office. He received, opened and recorded all official correspondence addressed to the ECD and distributed it among the Delegates present in </w:t>
       </w:r>
       <w:proofErr w:type="spellStart"/>
       <w:r>
@@ -976,29 +956,7 @@
           <w:szCs w:val="24"/>
           <w:lang w:val="en-GB"/>
         </w:rPr>
-        <w:t xml:space="preserve">In July 1914 the eight Delegates convened in an extraordinary session and reaffirmed the Commission’s neutrality in the event of military conflict. The autumn and spring sessions of 1914 and 1915 continued with business as usual, given the Romanian government’s neutrality in relation to the First World War. However, the closure of the Turkish Straits, after the Ottoman Empire joined the war in October 1914, diminished international navigation throughout the Black Sea basin, including along the Maritime Danube. The Commission encountered mounting financial constraints, prompting it to seek financial assistance from its member states. This measure enabled the organization to remunerate its personnel and undertake urgent hydraulic works in the Danube Delta. The general mobilization in several European countries had a direct impact on the Commission’s staff, leading to a reduction in the number of employees in some of its administrative and technical services. Rey himself was mobilized in 1914 and his Deputy, J.L. </w:t>
-      </w:r>
-      <w:proofErr w:type="spellStart"/>
-      <w:r>
-        <w:rPr>
-          <w:rFonts w:ascii="Times New Roman" w:hAnsi="Times New Roman" w:cs="Times New Roman"/>
-          <w:kern w:val="24"/>
-          <w:sz w:val="24"/>
-          <w:szCs w:val="24"/>
-          <w:lang w:val="en-GB"/>
-        </w:rPr>
-        <w:t>Bitterlin</w:t>
-      </w:r>
-      <w:proofErr w:type="spellEnd"/>
-      <w:r>
-        <w:rPr>
-          <w:rFonts w:ascii="Times New Roman" w:hAnsi="Times New Roman" w:cs="Times New Roman"/>
-          <w:kern w:val="24"/>
-          <w:sz w:val="24"/>
-          <w:szCs w:val="24"/>
-          <w:lang w:val="en-GB"/>
-        </w:rPr>
-        <w:t xml:space="preserve">, continued the work </w:t>
+        <w:t xml:space="preserve">In July 1914 the eight Delegates convened in an extraordinary session and reaffirmed the Commission’s neutrality in the event of military conflict. The autumn and spring sessions of 1914 and 1915 continued with business as usual, given the Romanian government’s neutrality in relation to the First World War. However, the closure of the Turkish Straits, after the Ottoman Empire joined the war in October 1914, diminished international navigation throughout the Black Sea basin, including along the Maritime Danube. The Commission encountered mounting financial constraints, prompting it to seek financial assistance from its member states. This measure enabled the organization to remunerate its personnel and undertake urgent hydraulic works in the Danube Delta. The general mobilization in several European countries had a direct impact on the Commission’s staff, leading to a reduction in the number of employees in some of its administrative and technical services. Rey himself was mobilized in 1914 and his Deputy, J.L. Bitterlin, continued the work </w:t>
       </w:r>
       <w:r>
         <w:rPr>
@@ -1062,7 +1020,7 @@
           <w:szCs w:val="24"/>
           <w:lang w:val="en-GB"/>
         </w:rPr>
-        <w:t xml:space="preserve">, owing to the emergence of a Bolshevik threat in the Ukrainian port city. Concurrently, in the Danube Delta, under German and Austro-Hungarian coordination, the occupying forces initiated a reorganization of navigation on the Danube </w:t>
+        <w:t xml:space="preserve">, owing to the emergence of a Bolshevik threat in the Ukrainian port city. Concurrently, in the Danube Delta, under German and Austro-Hungarian coordination, the occupying forces initiated a reorganization of navigation on the Danube through the Commission of the Mouths of the Danube, that was to include Delegates from </w:t>
       </w:r>
       <w:r>
         <w:rPr>
@@ -1073,7 +1031,7 @@
           <w:lang w:val="en-GB"/>
         </w:rPr>
         <w:lastRenderedPageBreak/>
-        <w:t xml:space="preserve">through the Commission of the Mouths of the Danube, that was to include Delegates from Romania and the four allied Central Powers (Austria-Hungary, Bulgaria, Germany and the Ottoman Empire). However, this ECD period, including Rey’s activities while still in </w:t>
+        <w:t xml:space="preserve">Romania and the four allied Central Powers (Austria-Hungary, Bulgaria, Germany and the Ottoman Empire). However, this ECD period, including Rey’s activities while still in </w:t>
       </w:r>
       <w:proofErr w:type="spellStart"/>
       <w:r>
@@ -1371,29 +1329,7 @@
           <w:szCs w:val="24"/>
           <w:lang w:val="en-GB"/>
         </w:rPr>
-        <w:t xml:space="preserve"> In May 1935 the ECD, confronted with a particularly challenging financial predicament, opted to request the retirement of all personnel who had attained the age of 65. Subsequently, in November 1935, Rey formally retired from active service. However, at the behest of his successor, Etienne </w:t>
-      </w:r>
-      <w:proofErr w:type="spellStart"/>
-      <w:r>
-        <w:rPr>
-          <w:rFonts w:ascii="Times New Roman" w:hAnsi="Times New Roman" w:cs="Times New Roman"/>
-          <w:kern w:val="24"/>
-          <w:sz w:val="24"/>
-          <w:szCs w:val="24"/>
-          <w:lang w:val="en-GB"/>
-        </w:rPr>
-        <w:t>Thilly</w:t>
-      </w:r>
-      <w:proofErr w:type="spellEnd"/>
-      <w:r>
-        <w:rPr>
-          <w:rFonts w:ascii="Times New Roman" w:hAnsi="Times New Roman" w:cs="Times New Roman"/>
-          <w:kern w:val="24"/>
-          <w:sz w:val="24"/>
-          <w:szCs w:val="24"/>
-          <w:lang w:val="en-GB"/>
-        </w:rPr>
-        <w:t>, he was bestowed with the title of Honorary Secretary-General</w:t>
+        <w:t xml:space="preserve"> In May 1935 the ECD, confronted with a particularly challenging financial predicament, opted to request the retirement of all personnel who had attained the age of 65. Subsequently, in November 1935, Rey formally retired from active service. However, at the behest of his successor, Etienne Thilly, he was bestowed with the title of Honorary Secretary-General</w:t>
       </w:r>
       <w:r>
         <w:rPr>
@@ -1443,18 +1379,7 @@
           <w:szCs w:val="24"/>
           <w:lang w:val="en-GB"/>
         </w:rPr>
-        <w:t xml:space="preserve"> the ECD lost most of its supranational executive attributions as part of the Sinaia Agreement between France, Great </w:t>
-      </w:r>
-      <w:r>
-        <w:rPr>
-          <w:rFonts w:ascii="Times New Roman" w:hAnsi="Times New Roman" w:cs="Times New Roman"/>
-          <w:kern w:val="24"/>
-          <w:sz w:val="24"/>
-          <w:szCs w:val="24"/>
-          <w:lang w:val="en-GB"/>
-        </w:rPr>
-        <w:lastRenderedPageBreak/>
-        <w:t>Britain and Romania. Between 19</w:t>
+        <w:t xml:space="preserve"> the ECD lost most of its supranational executive attributions as part of the Sinaia Agreement between France, Great Britain and Romania. Between 19</w:t>
       </w:r>
       <w:r>
         <w:rPr>
@@ -1518,6 +1443,7 @@
           <w:szCs w:val="24"/>
           <w:lang w:val="en-GB"/>
         </w:rPr>
+        <w:lastRenderedPageBreak/>
         <w:t xml:space="preserve">After his retirement Rey continued to write and published various legal texts. In 1921 he was elected as an associate member of the Institute of International Law in Paris. He participated regularly in its meetings and was elected as a member in 1934, receiving 47 votes, the highest number until then. </w:t>
       </w:r>
       <w:r>
@@ -1841,23 +1767,7 @@
           <w:kern w:val="24"/>
           <w:lang w:val="en-GB"/>
         </w:rPr>
-        <w:t xml:space="preserve"> de Syrie et de Chypre au </w:t>
-      </w:r>
-      <w:proofErr w:type="spellStart"/>
-      <w:r>
-        <w:rPr>
-          <w:kern w:val="24"/>
-          <w:lang w:val="en-GB"/>
-        </w:rPr>
-        <w:t>moyen</w:t>
-      </w:r>
-      <w:proofErr w:type="spellEnd"/>
-      <w:r>
-        <w:rPr>
-          <w:kern w:val="24"/>
-          <w:lang w:val="en-GB"/>
-        </w:rPr>
-        <w:t xml:space="preserve"> </w:t>
+        <w:t xml:space="preserve"> de Syrie et de Chypre au moyen </w:t>
       </w:r>
       <w:proofErr w:type="spellStart"/>
       <w:r>
@@ -3458,7 +3368,6 @@
           <w:kern w:val="24"/>
           <w:lang w:val="en-GB" w:eastAsia="en-GB"/>
         </w:rPr>
-        <w:lastRenderedPageBreak/>
         <w:t>How to Cite This IO B</w:t>
       </w:r>
       <w:r>
@@ -3504,14 +3413,38 @@
           <w:kern w:val="24"/>
           <w:lang w:val="en-GB" w:eastAsia="en-GB"/>
         </w:rPr>
-        <w:t>IO BIO, Biographical Dictionary of Secretaries-General of International Organizations</w:t>
-      </w:r>
-      <w:r>
-        <w:rPr>
-          <w:kern w:val="24"/>
-          <w:lang w:val="en-GB" w:eastAsia="en-GB"/>
-        </w:rPr>
-        <w:t xml:space="preserve">, Edited by Bob Reinalda, Kent J. Kille and Jaci Eisenberg, </w:t>
+        <w:t>IO BIO, Biographical Dictionary of Secretaries-</w:t>
+      </w:r>
+      <w:r>
+        <w:rPr>
+          <w:i/>
+          <w:iCs/>
+          <w:kern w:val="24"/>
+          <w:lang w:val="en-GB" w:eastAsia="en-GB"/>
+        </w:rPr>
+        <w:lastRenderedPageBreak/>
+        <w:t>General of International Organizations</w:t>
+      </w:r>
+      <w:r>
+        <w:rPr>
+          <w:kern w:val="24"/>
+          <w:lang w:val="en-GB" w:eastAsia="en-GB"/>
+        </w:rPr>
+        <w:t xml:space="preserve">, Edited by Bob Reinalda, Kent J. Kille and Jaci </w:t>
+      </w:r>
+      <w:r>
+        <w:rPr>
+          <w:kern w:val="24"/>
+          <w:lang w:val="en-GB" w:eastAsia="en-GB"/>
+        </w:rPr>
+        <w:t xml:space="preserve">L. </w:t>
+      </w:r>
+      <w:r>
+        <w:rPr>
+          <w:kern w:val="24"/>
+          <w:lang w:val="en-GB" w:eastAsia="en-GB"/>
+        </w:rPr>
+        <w:t xml:space="preserve">Eisenberg, </w:t>
       </w:r>
       <w:hyperlink r:id="rId7" w:history="1">
         <w:r>
@@ -3547,7 +3480,7 @@
 </file>
 
 <file path=word/endnotes.xml><?xml version="1.0" encoding="utf-8"?>
-<w:endnotes xmlns:wpc="http://schemas.microsoft.com/office/word/2010/wordprocessingCanvas" xmlns:cx="http://schemas.microsoft.com/office/drawing/2014/chartex" xmlns:cx1="http://schemas.microsoft.com/office/drawing/2015/9/8/chartex" xmlns:cx2="http://schemas.microsoft.com/office/drawing/2015/10/21/chartex" xmlns:cx3="http://schemas.microsoft.com/office/drawing/2016/5/9/chartex" xmlns:cx4="http://schemas.microsoft.com/office/drawing/2016/5/10/chartex" xmlns:cx5="http://schemas.microsoft.com/office/drawing/2016/5/11/chartex" xmlns:cx6="http://schemas.microsoft.com/office/drawing/2016/5/12/chartex" xmlns:cx7="http://schemas.microsoft.com/office/drawing/2016/5/13/chartex" xmlns:cx8="http://schemas.microsoft.com/office/drawing/2016/5/14/chartex" xmlns:mc="http://schemas.openxmlformats.org/markup-compatibility/2006" xmlns:aink="http://schemas.microsoft.com/office/drawing/2016/ink" xmlns:am3d="http://schemas.microsoft.com/office/drawing/2017/model3d" xmlns:o="urn:schemas-microsoft-com:office:office" xmlns:oel="http://schemas.microsoft.com/office/2019/extlst" xmlns:r="http://schemas.openxmlformats.org/officeDocument/2006/relationships" xmlns:m="http://schemas.openxmlformats.org/officeDocument/2006/math" xmlns:v="urn:schemas-microsoft-com:vml" xmlns:wp14="http://schemas.microsoft.com/office/word/2010/wordprocessingDrawing" xmlns:wp="http://schemas.openxmlformats.org/drawingml/2006/wordprocessingDrawing" xmlns:w10="urn:schemas-microsoft-com:office:word" xmlns:w="http://schemas.openxmlformats.org/wordprocessingml/2006/main" xmlns:w14="http://schemas.microsoft.com/office/word/2010/wordml" xmlns:w15="http://schemas.microsoft.com/office/word/2012/wordml" xmlns:w16cex="http://schemas.microsoft.com/office/word/2018/wordml/cex" xmlns:w16cid="http://schemas.microsoft.com/office/word/2016/wordml/cid" xmlns:w16="http://schemas.microsoft.com/office/word/2018/wordml" xmlns:w16du="http://schemas.microsoft.com/office/word/2023/wordml/word16du" xmlns:w16sdtdh="http://schemas.microsoft.com/office/word/2020/wordml/sdtdatahash" xmlns:w16sdtfl="http://schemas.microsoft.com/office/word/2024/wordml/sdtformatlock" xmlns:w16se="http://schemas.microsoft.com/office/word/2015/wordml/symex" xmlns:wpg="http://schemas.microsoft.com/office/word/2010/wordprocessingGroup" xmlns:wpi="http://schemas.microsoft.com/office/word/2010/wordprocessingInk" xmlns:wne="http://schemas.microsoft.com/office/word/2006/wordml" xmlns:wps="http://schemas.microsoft.com/office/word/2010/wordprocessingShape" mc:Ignorable="w14 w15 w16se w16cid w16 w16cex w16sdtdh w16sdtfl w16du wp14">
+<w:endnotes xmlns:wpc="http://schemas.microsoft.com/office/word/2010/wordprocessingCanvas" xmlns:cx="http://schemas.microsoft.com/office/drawing/2014/chartex" xmlns:cx1="http://schemas.microsoft.com/office/drawing/2015/9/8/chartex" xmlns:cx2="http://schemas.microsoft.com/office/drawing/2015/10/21/chartex" xmlns:cx3="http://schemas.microsoft.com/office/drawing/2016/5/9/chartex" xmlns:cx4="http://schemas.microsoft.com/office/drawing/2016/5/10/chartex" xmlns:cx5="http://schemas.microsoft.com/office/drawing/2016/5/11/chartex" xmlns:cx6="http://schemas.microsoft.com/office/drawing/2016/5/12/chartex" xmlns:cx7="http://schemas.microsoft.com/office/drawing/2016/5/13/chartex" xmlns:cx8="http://schemas.microsoft.com/office/drawing/2016/5/14/chartex" xmlns:mc="http://schemas.openxmlformats.org/markup-compatibility/2006" xmlns:m="http://schemas.openxmlformats.org/officeDocument/2006/math" xmlns:aink="http://schemas.microsoft.com/office/drawing/2016/ink" xmlns:am3d="http://schemas.microsoft.com/office/drawing/2017/model3d" xmlns:oel="http://schemas.microsoft.com/office/2019/extlst" xmlns:r="http://schemas.openxmlformats.org/officeDocument/2006/relationships" xmlns:wp14="http://schemas.microsoft.com/office/word/2010/wordprocessingDrawing" xmlns:wp="http://schemas.openxmlformats.org/drawingml/2006/wordprocessingDrawing" xmlns:wpg="http://schemas.microsoft.com/office/word/2010/wordprocessingGroup" xmlns:wpi="http://schemas.microsoft.com/office/word/2010/wordprocessingInk" xmlns:wps="http://schemas.microsoft.com/office/word/2010/wordprocessingShape" xmlns:o="urn:schemas-microsoft-com:office:office" xmlns:v="urn:schemas-microsoft-com:vml" xmlns:w10="urn:schemas-microsoft-com:office:word" xmlns:w="http://schemas.openxmlformats.org/wordprocessingml/2006/main" xmlns:w14="http://schemas.microsoft.com/office/word/2010/wordml" xmlns:w15="http://schemas.microsoft.com/office/word/2012/wordml" xmlns:w16cex="http://schemas.microsoft.com/office/word/2018/wordml/cex" xmlns:w16cid="http://schemas.microsoft.com/office/word/2016/wordml/cid" xmlns:w16="http://schemas.microsoft.com/office/word/2018/wordml" xmlns:w16sdtdh="http://schemas.microsoft.com/office/word/2020/wordml/sdtdatahash" xmlns:w16sdtfl="http://schemas.microsoft.com/office/word/2024/wordml/sdtformatlock" xmlns:w16se="http://schemas.microsoft.com/office/word/2015/wordml/symex" xmlns:w16du="http://schemas.microsoft.com/office/word/2023/wordml/word16du" xmlns:wne="http://schemas.microsoft.com/office/word/2006/wordml" mc:Ignorable="w14 w15 w16se w16cid w16 w16cex w16sdtdh w16sdtfl w16du wp14">
   <w:endnote w:type="separator" w:id="-1">
     <w:p>
       <w:pPr>
@@ -3572,7 +3505,7 @@
 </file>
 
 <file path=word/footer1.xml><?xml version="1.0" encoding="utf-8"?>
-<w:ftr xmlns:wpc="http://schemas.microsoft.com/office/word/2010/wordprocessingCanvas" xmlns:cx="http://schemas.microsoft.com/office/drawing/2014/chartex" xmlns:cx1="http://schemas.microsoft.com/office/drawing/2015/9/8/chartex" xmlns:cx2="http://schemas.microsoft.com/office/drawing/2015/10/21/chartex" xmlns:cx3="http://schemas.microsoft.com/office/drawing/2016/5/9/chartex" xmlns:cx4="http://schemas.microsoft.com/office/drawing/2016/5/10/chartex" xmlns:cx5="http://schemas.microsoft.com/office/drawing/2016/5/11/chartex" xmlns:cx6="http://schemas.microsoft.com/office/drawing/2016/5/12/chartex" xmlns:cx7="http://schemas.microsoft.com/office/drawing/2016/5/13/chartex" xmlns:cx8="http://schemas.microsoft.com/office/drawing/2016/5/14/chartex" xmlns:mc="http://schemas.openxmlformats.org/markup-compatibility/2006" xmlns:aink="http://schemas.microsoft.com/office/drawing/2016/ink" xmlns:am3d="http://schemas.microsoft.com/office/drawing/2017/model3d" xmlns:o="urn:schemas-microsoft-com:office:office" xmlns:oel="http://schemas.microsoft.com/office/2019/extlst" xmlns:r="http://schemas.openxmlformats.org/officeDocument/2006/relationships" xmlns:m="http://schemas.openxmlformats.org/officeDocument/2006/math" xmlns:v="urn:schemas-microsoft-com:vml" xmlns:wp14="http://schemas.microsoft.com/office/word/2010/wordprocessingDrawing" xmlns:wp="http://schemas.openxmlformats.org/drawingml/2006/wordprocessingDrawing" xmlns:w10="urn:schemas-microsoft-com:office:word" xmlns:w="http://schemas.openxmlformats.org/wordprocessingml/2006/main" xmlns:w14="http://schemas.microsoft.com/office/word/2010/wordml" xmlns:w15="http://schemas.microsoft.com/office/word/2012/wordml" xmlns:w16cex="http://schemas.microsoft.com/office/word/2018/wordml/cex" xmlns:w16cid="http://schemas.microsoft.com/office/word/2016/wordml/cid" xmlns:w16="http://schemas.microsoft.com/office/word/2018/wordml" xmlns:w16du="http://schemas.microsoft.com/office/word/2023/wordml/word16du" xmlns:w16sdtdh="http://schemas.microsoft.com/office/word/2020/wordml/sdtdatahash" xmlns:w16sdtfl="http://schemas.microsoft.com/office/word/2024/wordml/sdtformatlock" xmlns:w16se="http://schemas.microsoft.com/office/word/2015/wordml/symex" xmlns:wpg="http://schemas.microsoft.com/office/word/2010/wordprocessingGroup" xmlns:wpi="http://schemas.microsoft.com/office/word/2010/wordprocessingInk" xmlns:wne="http://schemas.microsoft.com/office/word/2006/wordml" xmlns:wps="http://schemas.microsoft.com/office/word/2010/wordprocessingShape" mc:Ignorable="w14 w15 w16se w16cid w16 w16cex w16sdtdh w16sdtfl w16du wp14">
+<w:ftr xmlns:wpc="http://schemas.microsoft.com/office/word/2010/wordprocessingCanvas" xmlns:cx="http://schemas.microsoft.com/office/drawing/2014/chartex" xmlns:cx1="http://schemas.microsoft.com/office/drawing/2015/9/8/chartex" xmlns:cx2="http://schemas.microsoft.com/office/drawing/2015/10/21/chartex" xmlns:cx3="http://schemas.microsoft.com/office/drawing/2016/5/9/chartex" xmlns:cx4="http://schemas.microsoft.com/office/drawing/2016/5/10/chartex" xmlns:cx5="http://schemas.microsoft.com/office/drawing/2016/5/11/chartex" xmlns:cx6="http://schemas.microsoft.com/office/drawing/2016/5/12/chartex" xmlns:cx7="http://schemas.microsoft.com/office/drawing/2016/5/13/chartex" xmlns:cx8="http://schemas.microsoft.com/office/drawing/2016/5/14/chartex" xmlns:mc="http://schemas.openxmlformats.org/markup-compatibility/2006" xmlns:m="http://schemas.openxmlformats.org/officeDocument/2006/math" xmlns:aink="http://schemas.microsoft.com/office/drawing/2016/ink" xmlns:am3d="http://schemas.microsoft.com/office/drawing/2017/model3d" xmlns:oel="http://schemas.microsoft.com/office/2019/extlst" xmlns:r="http://schemas.openxmlformats.org/officeDocument/2006/relationships" xmlns:wp14="http://schemas.microsoft.com/office/word/2010/wordprocessingDrawing" xmlns:wp="http://schemas.openxmlformats.org/drawingml/2006/wordprocessingDrawing" xmlns:wpg="http://schemas.microsoft.com/office/word/2010/wordprocessingGroup" xmlns:wpi="http://schemas.microsoft.com/office/word/2010/wordprocessingInk" xmlns:wps="http://schemas.microsoft.com/office/word/2010/wordprocessingShape" xmlns:o="urn:schemas-microsoft-com:office:office" xmlns:v="urn:schemas-microsoft-com:vml" xmlns:w10="urn:schemas-microsoft-com:office:word" xmlns:w="http://schemas.openxmlformats.org/wordprocessingml/2006/main" xmlns:w14="http://schemas.microsoft.com/office/word/2010/wordml" xmlns:w15="http://schemas.microsoft.com/office/word/2012/wordml" xmlns:w16cex="http://schemas.microsoft.com/office/word/2018/wordml/cex" xmlns:w16cid="http://schemas.microsoft.com/office/word/2016/wordml/cid" xmlns:w16="http://schemas.microsoft.com/office/word/2018/wordml" xmlns:w16sdtdh="http://schemas.microsoft.com/office/word/2020/wordml/sdtdatahash" xmlns:w16sdtfl="http://schemas.microsoft.com/office/word/2024/wordml/sdtformatlock" xmlns:w16se="http://schemas.microsoft.com/office/word/2015/wordml/symex" xmlns:w16du="http://schemas.microsoft.com/office/word/2023/wordml/word16du" xmlns:wne="http://schemas.microsoft.com/office/word/2006/wordml" mc:Ignorable="w14 w15 w16se w16cid w16 w16cex w16sdtdh w16sdtfl w16du wp14">
   <w:p>
     <w:pPr>
       <w:pStyle w:val="Voettekst"/>
@@ -3628,7 +3561,7 @@
 </file>
 
 <file path=word/footnotes.xml><?xml version="1.0" encoding="utf-8"?>
-<w:footnotes xmlns:wpc="http://schemas.microsoft.com/office/word/2010/wordprocessingCanvas" xmlns:cx="http://schemas.microsoft.com/office/drawing/2014/chartex" xmlns:cx1="http://schemas.microsoft.com/office/drawing/2015/9/8/chartex" xmlns:cx2="http://schemas.microsoft.com/office/drawing/2015/10/21/chartex" xmlns:cx3="http://schemas.microsoft.com/office/drawing/2016/5/9/chartex" xmlns:cx4="http://schemas.microsoft.com/office/drawing/2016/5/10/chartex" xmlns:cx5="http://schemas.microsoft.com/office/drawing/2016/5/11/chartex" xmlns:cx6="http://schemas.microsoft.com/office/drawing/2016/5/12/chartex" xmlns:cx7="http://schemas.microsoft.com/office/drawing/2016/5/13/chartex" xmlns:cx8="http://schemas.microsoft.com/office/drawing/2016/5/14/chartex" xmlns:mc="http://schemas.openxmlformats.org/markup-compatibility/2006" xmlns:aink="http://schemas.microsoft.com/office/drawing/2016/ink" xmlns:am3d="http://schemas.microsoft.com/office/drawing/2017/model3d" xmlns:o="urn:schemas-microsoft-com:office:office" xmlns:oel="http://schemas.microsoft.com/office/2019/extlst" xmlns:r="http://schemas.openxmlformats.org/officeDocument/2006/relationships" xmlns:m="http://schemas.openxmlformats.org/officeDocument/2006/math" xmlns:v="urn:schemas-microsoft-com:vml" xmlns:wp14="http://schemas.microsoft.com/office/word/2010/wordprocessingDrawing" xmlns:wp="http://schemas.openxmlformats.org/drawingml/2006/wordprocessingDrawing" xmlns:w10="urn:schemas-microsoft-com:office:word" xmlns:w="http://schemas.openxmlformats.org/wordprocessingml/2006/main" xmlns:w14="http://schemas.microsoft.com/office/word/2010/wordml" xmlns:w15="http://schemas.microsoft.com/office/word/2012/wordml" xmlns:w16cex="http://schemas.microsoft.com/office/word/2018/wordml/cex" xmlns:w16cid="http://schemas.microsoft.com/office/word/2016/wordml/cid" xmlns:w16="http://schemas.microsoft.com/office/word/2018/wordml" xmlns:w16du="http://schemas.microsoft.com/office/word/2023/wordml/word16du" xmlns:w16sdtdh="http://schemas.microsoft.com/office/word/2020/wordml/sdtdatahash" xmlns:w16sdtfl="http://schemas.microsoft.com/office/word/2024/wordml/sdtformatlock" xmlns:w16se="http://schemas.microsoft.com/office/word/2015/wordml/symex" xmlns:wpg="http://schemas.microsoft.com/office/word/2010/wordprocessingGroup" xmlns:wpi="http://schemas.microsoft.com/office/word/2010/wordprocessingInk" xmlns:wne="http://schemas.microsoft.com/office/word/2006/wordml" xmlns:wps="http://schemas.microsoft.com/office/word/2010/wordprocessingShape" mc:Ignorable="w14 w15 w16se w16cid w16 w16cex w16sdtdh w16sdtfl w16du wp14">
+<w:footnotes xmlns:wpc="http://schemas.microsoft.com/office/word/2010/wordprocessingCanvas" xmlns:cx="http://schemas.microsoft.com/office/drawing/2014/chartex" xmlns:cx1="http://schemas.microsoft.com/office/drawing/2015/9/8/chartex" xmlns:cx2="http://schemas.microsoft.com/office/drawing/2015/10/21/chartex" xmlns:cx3="http://schemas.microsoft.com/office/drawing/2016/5/9/chartex" xmlns:cx4="http://schemas.microsoft.com/office/drawing/2016/5/10/chartex" xmlns:cx5="http://schemas.microsoft.com/office/drawing/2016/5/11/chartex" xmlns:cx6="http://schemas.microsoft.com/office/drawing/2016/5/12/chartex" xmlns:cx7="http://schemas.microsoft.com/office/drawing/2016/5/13/chartex" xmlns:cx8="http://schemas.microsoft.com/office/drawing/2016/5/14/chartex" xmlns:mc="http://schemas.openxmlformats.org/markup-compatibility/2006" xmlns:m="http://schemas.openxmlformats.org/officeDocument/2006/math" xmlns:aink="http://schemas.microsoft.com/office/drawing/2016/ink" xmlns:am3d="http://schemas.microsoft.com/office/drawing/2017/model3d" xmlns:oel="http://schemas.microsoft.com/office/2019/extlst" xmlns:r="http://schemas.openxmlformats.org/officeDocument/2006/relationships" xmlns:wp14="http://schemas.microsoft.com/office/word/2010/wordprocessingDrawing" xmlns:wp="http://schemas.openxmlformats.org/drawingml/2006/wordprocessingDrawing" xmlns:wpg="http://schemas.microsoft.com/office/word/2010/wordprocessingGroup" xmlns:wpi="http://schemas.microsoft.com/office/word/2010/wordprocessingInk" xmlns:wps="http://schemas.microsoft.com/office/word/2010/wordprocessingShape" xmlns:o="urn:schemas-microsoft-com:office:office" xmlns:v="urn:schemas-microsoft-com:vml" xmlns:w10="urn:schemas-microsoft-com:office:word" xmlns:w="http://schemas.openxmlformats.org/wordprocessingml/2006/main" xmlns:w14="http://schemas.microsoft.com/office/word/2010/wordml" xmlns:w15="http://schemas.microsoft.com/office/word/2012/wordml" xmlns:w16cex="http://schemas.microsoft.com/office/word/2018/wordml/cex" xmlns:w16cid="http://schemas.microsoft.com/office/word/2016/wordml/cid" xmlns:w16="http://schemas.microsoft.com/office/word/2018/wordml" xmlns:w16sdtdh="http://schemas.microsoft.com/office/word/2020/wordml/sdtdatahash" xmlns:w16sdtfl="http://schemas.microsoft.com/office/word/2024/wordml/sdtformatlock" xmlns:w16se="http://schemas.microsoft.com/office/word/2015/wordml/symex" xmlns:w16du="http://schemas.microsoft.com/office/word/2023/wordml/word16du" xmlns:wne="http://schemas.microsoft.com/office/word/2006/wordml" mc:Ignorable="w14 w15 w16se w16cid w16 w16cex w16sdtdh w16sdtfl w16du wp14">
   <w:footnote w:type="separator" w:id="-1">
     <w:p>
       <w:pPr>
@@ -3653,7 +3586,7 @@
 </file>
 
 <file path=word/header1.xml><?xml version="1.0" encoding="utf-8"?>
-<w:hdr xmlns:wpc="http://schemas.microsoft.com/office/word/2010/wordprocessingCanvas" xmlns:cx="http://schemas.microsoft.com/office/drawing/2014/chartex" xmlns:cx1="http://schemas.microsoft.com/office/drawing/2015/9/8/chartex" xmlns:cx2="http://schemas.microsoft.com/office/drawing/2015/10/21/chartex" xmlns:cx3="http://schemas.microsoft.com/office/drawing/2016/5/9/chartex" xmlns:cx4="http://schemas.microsoft.com/office/drawing/2016/5/10/chartex" xmlns:cx5="http://schemas.microsoft.com/office/drawing/2016/5/11/chartex" xmlns:cx6="http://schemas.microsoft.com/office/drawing/2016/5/12/chartex" xmlns:cx7="http://schemas.microsoft.com/office/drawing/2016/5/13/chartex" xmlns:cx8="http://schemas.microsoft.com/office/drawing/2016/5/14/chartex" xmlns:mc="http://schemas.openxmlformats.org/markup-compatibility/2006" xmlns:aink="http://schemas.microsoft.com/office/drawing/2016/ink" xmlns:am3d="http://schemas.microsoft.com/office/drawing/2017/model3d" xmlns:o="urn:schemas-microsoft-com:office:office" xmlns:oel="http://schemas.microsoft.com/office/2019/extlst" xmlns:r="http://schemas.openxmlformats.org/officeDocument/2006/relationships" xmlns:m="http://schemas.openxmlformats.org/officeDocument/2006/math" xmlns:v="urn:schemas-microsoft-com:vml" xmlns:wp14="http://schemas.microsoft.com/office/word/2010/wordprocessingDrawing" xmlns:wp="http://schemas.openxmlformats.org/drawingml/2006/wordprocessingDrawing" xmlns:w10="urn:schemas-microsoft-com:office:word" xmlns:w="http://schemas.openxmlformats.org/wordprocessingml/2006/main" xmlns:w14="http://schemas.microsoft.com/office/word/2010/wordml" xmlns:w15="http://schemas.microsoft.com/office/word/2012/wordml" xmlns:w16cex="http://schemas.microsoft.com/office/word/2018/wordml/cex" xmlns:w16cid="http://schemas.microsoft.com/office/word/2016/wordml/cid" xmlns:w16="http://schemas.microsoft.com/office/word/2018/wordml" xmlns:w16du="http://schemas.microsoft.com/office/word/2023/wordml/word16du" xmlns:w16sdtdh="http://schemas.microsoft.com/office/word/2020/wordml/sdtdatahash" xmlns:w16sdtfl="http://schemas.microsoft.com/office/word/2024/wordml/sdtformatlock" xmlns:w16se="http://schemas.microsoft.com/office/word/2015/wordml/symex" xmlns:wpg="http://schemas.microsoft.com/office/word/2010/wordprocessingGroup" xmlns:wpi="http://schemas.microsoft.com/office/word/2010/wordprocessingInk" xmlns:wne="http://schemas.microsoft.com/office/word/2006/wordml" xmlns:wps="http://schemas.microsoft.com/office/word/2010/wordprocessingShape" mc:Ignorable="w14 w15 w16se w16cid w16 w16cex w16sdtdh w16sdtfl w16du wp14">
+<w:hdr xmlns:wpc="http://schemas.microsoft.com/office/word/2010/wordprocessingCanvas" xmlns:cx="http://schemas.microsoft.com/office/drawing/2014/chartex" xmlns:cx1="http://schemas.microsoft.com/office/drawing/2015/9/8/chartex" xmlns:cx2="http://schemas.microsoft.com/office/drawing/2015/10/21/chartex" xmlns:cx3="http://schemas.microsoft.com/office/drawing/2016/5/9/chartex" xmlns:cx4="http://schemas.microsoft.com/office/drawing/2016/5/10/chartex" xmlns:cx5="http://schemas.microsoft.com/office/drawing/2016/5/11/chartex" xmlns:cx6="http://schemas.microsoft.com/office/drawing/2016/5/12/chartex" xmlns:cx7="http://schemas.microsoft.com/office/drawing/2016/5/13/chartex" xmlns:cx8="http://schemas.microsoft.com/office/drawing/2016/5/14/chartex" xmlns:mc="http://schemas.openxmlformats.org/markup-compatibility/2006" xmlns:m="http://schemas.openxmlformats.org/officeDocument/2006/math" xmlns:aink="http://schemas.microsoft.com/office/drawing/2016/ink" xmlns:am3d="http://schemas.microsoft.com/office/drawing/2017/model3d" xmlns:oel="http://schemas.microsoft.com/office/2019/extlst" xmlns:r="http://schemas.openxmlformats.org/officeDocument/2006/relationships" xmlns:wp14="http://schemas.microsoft.com/office/word/2010/wordprocessingDrawing" xmlns:wp="http://schemas.openxmlformats.org/drawingml/2006/wordprocessingDrawing" xmlns:wpg="http://schemas.microsoft.com/office/word/2010/wordprocessingGroup" xmlns:wpi="http://schemas.microsoft.com/office/word/2010/wordprocessingInk" xmlns:wps="http://schemas.microsoft.com/office/word/2010/wordprocessingShape" xmlns:o="urn:schemas-microsoft-com:office:office" xmlns:v="urn:schemas-microsoft-com:vml" xmlns:w10="urn:schemas-microsoft-com:office:word" xmlns:w="http://schemas.openxmlformats.org/wordprocessingml/2006/main" xmlns:w14="http://schemas.microsoft.com/office/word/2010/wordml" xmlns:w15="http://schemas.microsoft.com/office/word/2012/wordml" xmlns:w16cex="http://schemas.microsoft.com/office/word/2018/wordml/cex" xmlns:w16cid="http://schemas.microsoft.com/office/word/2016/wordml/cid" xmlns:w16="http://schemas.microsoft.com/office/word/2018/wordml" xmlns:w16sdtdh="http://schemas.microsoft.com/office/word/2020/wordml/sdtdatahash" xmlns:w16sdtfl="http://schemas.microsoft.com/office/word/2024/wordml/sdtformatlock" xmlns:w16se="http://schemas.microsoft.com/office/word/2015/wordml/symex" xmlns:w16du="http://schemas.microsoft.com/office/word/2023/wordml/word16du" xmlns:wne="http://schemas.microsoft.com/office/word/2006/wordml" mc:Ignorable="w14 w15 w16se w16cid w16 w16cex w16sdtdh w16sdtfl w16du wp14">
   <w:sdt>
     <w:sdtPr>
       <w:rPr>
@@ -3704,7 +3637,7 @@
 </file>
 
 <file path=word/header2.xml><?xml version="1.0" encoding="utf-8"?>
-<w:hdr xmlns:wpc="http://schemas.microsoft.com/office/word/2010/wordprocessingCanvas" xmlns:cx="http://schemas.microsoft.com/office/drawing/2014/chartex" xmlns:cx1="http://schemas.microsoft.com/office/drawing/2015/9/8/chartex" xmlns:cx2="http://schemas.microsoft.com/office/drawing/2015/10/21/chartex" xmlns:cx3="http://schemas.microsoft.com/office/drawing/2016/5/9/chartex" xmlns:cx4="http://schemas.microsoft.com/office/drawing/2016/5/10/chartex" xmlns:cx5="http://schemas.microsoft.com/office/drawing/2016/5/11/chartex" xmlns:cx6="http://schemas.microsoft.com/office/drawing/2016/5/12/chartex" xmlns:cx7="http://schemas.microsoft.com/office/drawing/2016/5/13/chartex" xmlns:cx8="http://schemas.microsoft.com/office/drawing/2016/5/14/chartex" xmlns:mc="http://schemas.openxmlformats.org/markup-compatibility/2006" xmlns:aink="http://schemas.microsoft.com/office/drawing/2016/ink" xmlns:am3d="http://schemas.microsoft.com/office/drawing/2017/model3d" xmlns:o="urn:schemas-microsoft-com:office:office" xmlns:oel="http://schemas.microsoft.com/office/2019/extlst" xmlns:r="http://schemas.openxmlformats.org/officeDocument/2006/relationships" xmlns:m="http://schemas.openxmlformats.org/officeDocument/2006/math" xmlns:v="urn:schemas-microsoft-com:vml" xmlns:wp14="http://schemas.microsoft.com/office/word/2010/wordprocessingDrawing" xmlns:wp="http://schemas.openxmlformats.org/drawingml/2006/wordprocessingDrawing" xmlns:w10="urn:schemas-microsoft-com:office:word" xmlns:w="http://schemas.openxmlformats.org/wordprocessingml/2006/main" xmlns:w14="http://schemas.microsoft.com/office/word/2010/wordml" xmlns:w15="http://schemas.microsoft.com/office/word/2012/wordml" xmlns:w16cex="http://schemas.microsoft.com/office/word/2018/wordml/cex" xmlns:w16cid="http://schemas.microsoft.com/office/word/2016/wordml/cid" xmlns:w16="http://schemas.microsoft.com/office/word/2018/wordml" xmlns:w16du="http://schemas.microsoft.com/office/word/2023/wordml/word16du" xmlns:w16sdtdh="http://schemas.microsoft.com/office/word/2020/wordml/sdtdatahash" xmlns:w16sdtfl="http://schemas.microsoft.com/office/word/2024/wordml/sdtformatlock" xmlns:w16se="http://schemas.microsoft.com/office/word/2015/wordml/symex" xmlns:wpg="http://schemas.microsoft.com/office/word/2010/wordprocessingGroup" xmlns:wpi="http://schemas.microsoft.com/office/word/2010/wordprocessingInk" xmlns:wne="http://schemas.microsoft.com/office/word/2006/wordml" xmlns:wps="http://schemas.microsoft.com/office/word/2010/wordprocessingShape" mc:Ignorable="w14 w15 w16se w16cid w16 w16cex w16sdtdh w16sdtfl w16du wp14">
+<w:hdr xmlns:wpc="http://schemas.microsoft.com/office/word/2010/wordprocessingCanvas" xmlns:cx="http://schemas.microsoft.com/office/drawing/2014/chartex" xmlns:cx1="http://schemas.microsoft.com/office/drawing/2015/9/8/chartex" xmlns:cx2="http://schemas.microsoft.com/office/drawing/2015/10/21/chartex" xmlns:cx3="http://schemas.microsoft.com/office/drawing/2016/5/9/chartex" xmlns:cx4="http://schemas.microsoft.com/office/drawing/2016/5/10/chartex" xmlns:cx5="http://schemas.microsoft.com/office/drawing/2016/5/11/chartex" xmlns:cx6="http://schemas.microsoft.com/office/drawing/2016/5/12/chartex" xmlns:cx7="http://schemas.microsoft.com/office/drawing/2016/5/13/chartex" xmlns:cx8="http://schemas.microsoft.com/office/drawing/2016/5/14/chartex" xmlns:mc="http://schemas.openxmlformats.org/markup-compatibility/2006" xmlns:m="http://schemas.openxmlformats.org/officeDocument/2006/math" xmlns:aink="http://schemas.microsoft.com/office/drawing/2016/ink" xmlns:am3d="http://schemas.microsoft.com/office/drawing/2017/model3d" xmlns:oel="http://schemas.microsoft.com/office/2019/extlst" xmlns:r="http://schemas.openxmlformats.org/officeDocument/2006/relationships" xmlns:wp14="http://schemas.microsoft.com/office/word/2010/wordprocessingDrawing" xmlns:wp="http://schemas.openxmlformats.org/drawingml/2006/wordprocessingDrawing" xmlns:wpg="http://schemas.microsoft.com/office/word/2010/wordprocessingGroup" xmlns:wpi="http://schemas.microsoft.com/office/word/2010/wordprocessingInk" xmlns:wps="http://schemas.microsoft.com/office/word/2010/wordprocessingShape" xmlns:o="urn:schemas-microsoft-com:office:office" xmlns:v="urn:schemas-microsoft-com:vml" xmlns:w10="urn:schemas-microsoft-com:office:word" xmlns:w="http://schemas.openxmlformats.org/wordprocessingml/2006/main" xmlns:w14="http://schemas.microsoft.com/office/word/2010/wordml" xmlns:w15="http://schemas.microsoft.com/office/word/2012/wordml" xmlns:w16cex="http://schemas.microsoft.com/office/word/2018/wordml/cex" xmlns:w16cid="http://schemas.microsoft.com/office/word/2016/wordml/cid" xmlns:w16="http://schemas.microsoft.com/office/word/2018/wordml" xmlns:w16sdtdh="http://schemas.microsoft.com/office/word/2020/wordml/sdtdatahash" xmlns:w16sdtfl="http://schemas.microsoft.com/office/word/2024/wordml/sdtformatlock" xmlns:w16se="http://schemas.microsoft.com/office/word/2015/wordml/symex" xmlns:w16du="http://schemas.microsoft.com/office/word/2023/wordml/word16du" xmlns:wne="http://schemas.microsoft.com/office/word/2006/wordml" mc:Ignorable="w14 w15 w16se w16cid w16 w16cex w16sdtdh w16sdtfl w16du wp14">
   <w:sdt>
     <w:sdtPr>
       <w:rPr>
@@ -3794,7 +3727,7 @@
 </file>
 
 <file path=word/styles.xml><?xml version="1.0" encoding="utf-8"?>
-<w:styles xmlns:mc="http://schemas.openxmlformats.org/markup-compatibility/2006" xmlns:r="http://schemas.openxmlformats.org/officeDocument/2006/relationships" xmlns:w="http://schemas.openxmlformats.org/wordprocessingml/2006/main" xmlns:w14="http://schemas.microsoft.com/office/word/2010/wordml" xmlns:w15="http://schemas.microsoft.com/office/word/2012/wordml" xmlns:w16cex="http://schemas.microsoft.com/office/word/2018/wordml/cex" xmlns:w16cid="http://schemas.microsoft.com/office/word/2016/wordml/cid" xmlns:w16="http://schemas.microsoft.com/office/word/2018/wordml" xmlns:w16du="http://schemas.microsoft.com/office/word/2023/wordml/word16du" xmlns:w16sdtdh="http://schemas.microsoft.com/office/word/2020/wordml/sdtdatahash" xmlns:w16sdtfl="http://schemas.microsoft.com/office/word/2024/wordml/sdtformatlock" xmlns:w16se="http://schemas.microsoft.com/office/word/2015/wordml/symex" mc:Ignorable="w14 w15 w16se w16cid w16 w16cex w16sdtdh w16sdtfl w16du">
+<w:styles xmlns:mc="http://schemas.openxmlformats.org/markup-compatibility/2006" xmlns:r="http://schemas.openxmlformats.org/officeDocument/2006/relationships" xmlns:w="http://schemas.openxmlformats.org/wordprocessingml/2006/main" xmlns:w14="http://schemas.microsoft.com/office/word/2010/wordml" xmlns:w15="http://schemas.microsoft.com/office/word/2012/wordml" xmlns:w16cex="http://schemas.microsoft.com/office/word/2018/wordml/cex" xmlns:w16cid="http://schemas.microsoft.com/office/word/2016/wordml/cid" xmlns:w16="http://schemas.microsoft.com/office/word/2018/wordml" xmlns:w16sdtdh="http://schemas.microsoft.com/office/word/2020/wordml/sdtdatahash" xmlns:w16sdtfl="http://schemas.microsoft.com/office/word/2024/wordml/sdtformatlock" xmlns:w16se="http://schemas.microsoft.com/office/word/2015/wordml/symex" xmlns:w16du="http://schemas.microsoft.com/office/word/2023/wordml/word16du" mc:Ignorable="w14 w15 w16se w16cid w16 w16cex w16sdtdh w16sdtfl w16du">
   <w:docDefaults>
     <w:rPrDefault>
       <w:rPr>
